--- a/Tailored_CVs/Shinoy_Quorum_Software_Senior_Consultant_Services_Subscription.docx
+++ b/Tailored_CVs/Shinoy_Quorum_Software_Senior_Consultant_Services_Subscription.docx
@@ -70,7 +70,7 @@
           <w:b w:val="0"/>
           <w:sz w:val="19"/>
         </w:rPr>
-        <w:t>QA Automation Engineer with over 8 years of experience building scalable test frameworks, managing complex software releases, and collaborating with cross-functional teams to resolve issues. I bring a strong background in analyzing business requests, working with database systems using SQL, and translating technical requirements into reliable software solutions. Currently based in Amstelveen with a valid EU residence permit, I am eager to apply my analytical and technical…</w:t>
+        <w:t>I am a QA Automation Engineer with over eight years of experience supporting complex financial and software applications. I have a strong background in analyzing business requirements, troubleshooting technical workflows, and collaborating with cross-functional teams to resolve issues. My work involves database validation using SQL and working closely with engineering teams to ensure software reliability.</w:t>
       </w:r>
     </w:p>
     <w:p>
@@ -288,7 +288,7 @@
           <w:b w:val="0"/>
           <w:sz w:val="18"/>
         </w:rPr>
-        <w:t>▸ Analyzed complex business requests and interpreted requirements for internal engineering and external IT teams, reducing defect leakage through targeted release coordination.</w:t>
+        <w:t>▸ Analyzed complex business requests and translated them into clear technical requirements for engineering teams, directly improving release clarity.</w:t>
       </w:r>
     </w:p>
     <w:p>
@@ -301,7 +301,7 @@
           <w:b w:val="0"/>
           <w:sz w:val="18"/>
         </w:rPr>
-        <w:t>▸ Executed complex SQL queries to validate massive datasets and ensure data integrity across backend financial workflows.</w:t>
+        <w:t>▸ Triaged, recreated, and documented software issues to provide detailed problem descriptions for coordination with development teams.</w:t>
       </w:r>
     </w:p>
     <w:p>
@@ -314,7 +314,7 @@
           <w:b w:val="0"/>
           <w:sz w:val="18"/>
         </w:rPr>
-        <w:t>▸ Created and maintained test documentation, standard operating procedures, and clear problem descriptions to coordinate issue resolution with product management.</w:t>
+        <w:t>▸ Executed complex SQL queries to validate backend datasets and ensure data integrity across various operational workflows.</w:t>
       </w:r>
     </w:p>
     <w:p>
@@ -327,7 +327,7 @@
           <w:b w:val="0"/>
           <w:sz w:val="18"/>
         </w:rPr>
-        <w:t>▸ Partnered with crossfunctional teams to test and integrate software releases into client environments while providing technical guidance and support.</w:t>
+        <w:t>▸ Collaborated with clients and internal teams to gather specifications and implement software solutions that address business needs.</w:t>
       </w:r>
     </w:p>
     <w:p>
